--- a/docs/Panduan-Tugas-Proyek-Virtualisasi-Keamanan-Jaringan.docx
+++ b/docs/Panduan-Tugas-Proyek-Virtualisasi-Keamanan-Jaringan.docx
@@ -8065,8 +8065,9 @@
     <w:tbl>
       <w:tblPr>
         <w:tblStyle w:val="Table10"/>
-        <w:tblW w:w="10400.0" w:type="dxa"/>
+        <w:tblW w:w="10590.0" w:type="dxa"/>
         <w:jc w:val="left"/>
+        <w:tblInd w:w="-180.0" w:type="dxa"/>
         <w:tblBorders>
           <w:top w:color="000000" w:space="0" w:sz="4" w:val="single"/>
           <w:left w:color="000000" w:space="0" w:sz="4" w:val="single"/>
@@ -8079,15 +8080,15 @@
         <w:tblLook w:val="0400"/>
       </w:tblPr>
       <w:tblGrid>
-        <w:gridCol w:w="400"/>
+        <w:gridCol w:w="585"/>
         <w:gridCol w:w="4800"/>
-        <w:gridCol w:w="4000"/>
+        <w:gridCol w:w="4005"/>
         <w:gridCol w:w="1200"/>
         <w:tblGridChange w:id="0">
           <w:tblGrid>
-            <w:gridCol w:w="400"/>
+            <w:gridCol w:w="585"/>
             <w:gridCol w:w="4800"/>
-            <w:gridCol w:w="4000"/>
+            <w:gridCol w:w="4005"/>
             <w:gridCol w:w="1200"/>
           </w:tblGrid>
         </w:tblGridChange>
@@ -9048,7 +9049,25 @@
                 <w:szCs w:val="20"/>
                 <w:rtl w:val="0"/>
               </w:rPr>
-              <w:t xml:space="preserve">Docker Compose dengan 2 container</w:t>
+              <w:t xml:space="preserve">Docker Compose </w:t>
+            </w:r>
+            <w:r>
+              <w:rPr>
+                <w:rFonts w:ascii="Arial" w:cs="Arial" w:eastAsia="Arial" w:hAnsi="Arial"/>
+                <w:sz w:val="20"/>
+                <w:szCs w:val="20"/>
+                <w:rtl w:val="0"/>
+              </w:rPr>
+              <w:t xml:space="preserve">dengan</w:t>
+            </w:r>
+            <w:r>
+              <w:rPr>
+                <w:rFonts w:ascii="Arial" w:cs="Arial" w:eastAsia="Arial" w:hAnsi="Arial"/>
+                <w:sz w:val="20"/>
+                <w:szCs w:val="20"/>
+                <w:rtl w:val="0"/>
+              </w:rPr>
+              <w:t xml:space="preserve"> 2 container</w:t>
             </w:r>
             <w:r>
               <w:rPr>
@@ -14304,7 +14323,6 @@
     <w:pPr>
       <w:keepNext w:val="0"/>
       <w:keepLines w:val="0"/>
-      <w:pageBreakBefore w:val="0"/>
       <w:widowControl w:val="0"/>
       <w:pBdr>
         <w:top w:space="0" w:sz="0" w:val="nil"/>
@@ -14436,7 +14454,6 @@
     <w:pPr>
       <w:keepNext w:val="0"/>
       <w:keepLines w:val="0"/>
-      <w:pageBreakBefore w:val="0"/>
       <w:widowControl w:val="0"/>
       <w:pBdr>
         <w:top w:space="0" w:sz="0" w:val="nil"/>
@@ -15473,7 +15490,7 @@
 
 <file path=customXML/item1.xml><?xml version="1.0" encoding="utf-8"?>
 <go:gDocsCustomXmlDataStorage xmlns:go="http://customooxmlschemas.google.com/" xmlns:r="http://schemas.openxmlformats.org/officeDocument/2006/relationships" uri="GoogleDocsCustomDataVersion2">
-  <go:docsCustomData xmlns:go="http://customooxmlschemas.google.com/" roundtripDataSignature="AMtx7mgmoCDLMnO+XTHEaafuYdtUo6mlVg==">CgMxLjA4AHIhMVV0U2tWeFF5VmhWSzQ3MWFDS295NkNtUHpEU3I5S1Qx</go:docsCustomData>
+  <go:docsCustomData xmlns:go="http://customooxmlschemas.google.com/" roundtripDataSignature="AMtx7mhGzN6LuJa8HZXxgMFDSn2UyT3pxQ==">CgMxLjA4AHIhMWZBeDhQbktzLTlpMTU2Z0NBU1V0ejlTb19PQ1FYbnF2</go:docsCustomData>
 </go:gDocsCustomXmlDataStorage>
 </file>
 
